--- a/Bases de Datos II/Clases/Clase 6 - Optimizacion de consultas/Taller PI - Clase 6 - VetCare.docx
+++ b/Bases de Datos II/Clases/Clase 6 - Optimizacion de consultas/Taller PI - Clase 6 - VetCare.docx
@@ -454,7 +454,238 @@
           <w:color w:val="2B2B2B"/>
           <w:sz w:val="22"/>
         </w:rPr>
-        <w:t xml:space="preserve"> (examlab.lovable.app/app · módulo Talleres) — domingo 23:59 cuando aplique.</w:t>
+        <w:t xml:space="preserve"> (https://examlab.lovable.app/ · módulo Talleres) — domingo 23:59 cuando aplique.</w:t>
+      </w:r>
+    </w:p>
+    <w:p>
+      <w:pPr>
+        <w:spacing w:after="120"/>
+      </w:pPr>
+      <w:r>
+        <w:rPr>
+          <w:rFonts w:ascii="Calibri" w:hAnsi="Calibri" w:eastAsia="Calibri"/>
+          <w:b/>
+          <w:color w:val="095292"/>
+          <w:sz w:val="24"/>
+        </w:rPr>
+        <w:t>9. Que vas a resolver en ExamLab</w:t>
+      </w:r>
+    </w:p>
+    <w:p>
+      <w:pPr>
+        <w:spacing w:after="120"/>
+      </w:pPr>
+      <w:r>
+        <w:rPr>
+          <w:rFonts w:ascii="Calibri" w:hAnsi="Calibri" w:eastAsia="Calibri"/>
+          <w:b w:val="0"/>
+          <w:color w:val="2B2B2B"/>
+          <w:sz w:val="22"/>
+        </w:rPr>
+        <w:t>El estudiante reescribe dos consultas reales del PI con antipatrones, mide la mejora con EXPLAIN ANALYZE sobre 30.000 citas y justifica cada cambio en el informe del proyecto.</w:t>
+      </w:r>
+    </w:p>
+    <w:p>
+      <w:pPr>
+        <w:spacing w:after="120"/>
+      </w:pPr>
+      <w:r>
+        <w:rPr>
+          <w:rFonts w:ascii="Calibri" w:hAnsi="Calibri" w:eastAsia="Calibri"/>
+          <w:b w:val="0"/>
+          <w:color w:val="2B2B2B"/>
+          <w:sz w:val="22"/>
+        </w:rPr>
+        <w:t>El taller se resuelve y se entrega en ExamLab (https://examlab.lovable.app/), en el modulo Talleres. Son 5 preguntas y suman 100 puntos. Lo que sigue es lo que vas a encontrar en cada una, para que sepas de antemano en que forma se responde:</w:t>
+      </w:r>
+    </w:p>
+    <w:p>
+      <w:r>
+        <w:rPr>
+          <w:rFonts w:ascii="Calibri" w:hAnsi="Calibri" w:eastAsia="Calibri"/>
+          <w:b/>
+          <w:color w:val="2B2B2B"/>
+          <w:sz w:val="22"/>
+        </w:rPr>
+        <w:t>Pregunta 1 - SQL sobre PostgreSQL real (30 pts):</w:t>
+      </w:r>
+      <w:r>
+        <w:rPr>
+          <w:rFonts w:ascii="Calibri" w:hAnsi="Calibri" w:eastAsia="Calibri"/>
+          <w:b w:val="0"/>
+          <w:color w:val="2B2B2B"/>
+          <w:sz w:val="22"/>
+        </w:rPr>
+        <w:t xml:space="preserve"> Reescribir la consulta de agenda del dia.</w:t>
+      </w:r>
+    </w:p>
+    <w:p>
+      <w:pPr>
+        <w:pStyle w:val="ListBullet"/>
+        <w:spacing w:after="40"/>
+      </w:pPr>
+      <w:r>
+        <w:rPr>
+          <w:rFonts w:ascii="Calibri" w:hAnsi="Calibri" w:eastAsia="Calibri"/>
+          <w:b w:val="0"/>
+          <w:color w:val="2B2B2B"/>
+          <w:sz w:val="22"/>
+        </w:rPr>
+        <w:t>Editor de SQL con una base PostgreSQL de verdad corriendo en el navegador. El esquema y los datos de partida ya vienen cargados: usted escribe y ejecuta su SQL y se guarda tanto la consulta como lo que devolvio la base.</w:t>
+      </w:r>
+    </w:p>
+    <w:p>
+      <w:r>
+        <w:rPr>
+          <w:rFonts w:ascii="Calibri" w:hAnsi="Calibri" w:eastAsia="Calibri"/>
+          <w:b/>
+          <w:color w:val="2B2B2B"/>
+          <w:sz w:val="22"/>
+        </w:rPr>
+        <w:t>Pregunta 2 - SQL sobre PostgreSQL real (20 pts):</w:t>
+      </w:r>
+      <w:r>
+        <w:rPr>
+          <w:rFonts w:ascii="Calibri" w:hAnsi="Calibri" w:eastAsia="Calibri"/>
+          <w:b w:val="0"/>
+          <w:color w:val="2B2B2B"/>
+          <w:sz w:val="22"/>
+        </w:rPr>
+        <w:t xml:space="preserve"> Medir con EXPLAIN ANALYZE: la evidencia del antes/despues.</w:t>
+      </w:r>
+    </w:p>
+    <w:p>
+      <w:pPr>
+        <w:pStyle w:val="ListBullet"/>
+        <w:spacing w:after="40"/>
+      </w:pPr>
+      <w:r>
+        <w:rPr>
+          <w:rFonts w:ascii="Calibri" w:hAnsi="Calibri" w:eastAsia="Calibri"/>
+          <w:b w:val="0"/>
+          <w:color w:val="2B2B2B"/>
+          <w:sz w:val="22"/>
+        </w:rPr>
+        <w:t>Editor de SQL con una base PostgreSQL de verdad corriendo en el navegador. El esquema y los datos de partida ya vienen cargados: usted escribe y ejecuta su SQL y se guarda tanto la consulta como lo que devolvio la base.</w:t>
+      </w:r>
+    </w:p>
+    <w:p>
+      <w:r>
+        <w:rPr>
+          <w:rFonts w:ascii="Calibri" w:hAnsi="Calibri" w:eastAsia="Calibri"/>
+          <w:b/>
+          <w:color w:val="2B2B2B"/>
+          <w:sz w:val="22"/>
+        </w:rPr>
+        <w:t>Pregunta 3 - SQL sobre PostgreSQL real (20 pts):</w:t>
+      </w:r>
+      <w:r>
+        <w:rPr>
+          <w:rFonts w:ascii="Calibri" w:hAnsi="Calibri" w:eastAsia="Calibri"/>
+          <w:b w:val="0"/>
+          <w:color w:val="2B2B2B"/>
+          <w:sz w:val="22"/>
+        </w:rPr>
+        <w:t xml:space="preserve"> Matar la subconsulta correlacionada del reporte de duenos.</w:t>
+      </w:r>
+    </w:p>
+    <w:p>
+      <w:pPr>
+        <w:pStyle w:val="ListBullet"/>
+        <w:spacing w:after="40"/>
+      </w:pPr>
+      <w:r>
+        <w:rPr>
+          <w:rFonts w:ascii="Calibri" w:hAnsi="Calibri" w:eastAsia="Calibri"/>
+          <w:b w:val="0"/>
+          <w:color w:val="2B2B2B"/>
+          <w:sz w:val="22"/>
+        </w:rPr>
+        <w:t>Editor de SQL con una base PostgreSQL de verdad corriendo en el navegador. El esquema y los datos de partida ya vienen cargados: usted escribe y ejecuta su SQL y se guarda tanto la consulta como lo que devolvio la base.</w:t>
+      </w:r>
+    </w:p>
+    <w:p>
+      <w:r>
+        <w:rPr>
+          <w:rFonts w:ascii="Calibri" w:hAnsi="Calibri" w:eastAsia="Calibri"/>
+          <w:b/>
+          <w:color w:val="2B2B2B"/>
+          <w:sz w:val="22"/>
+        </w:rPr>
+        <w:t>Pregunta 4 - Seleccion multiple (10 pts):</w:t>
+      </w:r>
+      <w:r>
+        <w:rPr>
+          <w:rFonts w:ascii="Calibri" w:hAnsi="Calibri" w:eastAsia="Calibri"/>
+          <w:b w:val="0"/>
+          <w:color w:val="2B2B2B"/>
+          <w:sz w:val="22"/>
+        </w:rPr>
+        <w:t xml:space="preserve"> Antipatrones de consulta en VetCare.</w:t>
+      </w:r>
+    </w:p>
+    <w:p>
+      <w:pPr>
+        <w:pStyle w:val="ListBullet"/>
+        <w:spacing w:after="40"/>
+      </w:pPr>
+      <w:r>
+        <w:rPr>
+          <w:rFonts w:ascii="Calibri" w:hAnsi="Calibri" w:eastAsia="Calibri"/>
+          <w:b w:val="0"/>
+          <w:color w:val="2B2B2B"/>
+          <w:sz w:val="22"/>
+        </w:rPr>
+        <w:t>Varias opciones y mas de una correcta; marque todas las que apliquen.</w:t>
+      </w:r>
+    </w:p>
+    <w:p>
+      <w:r>
+        <w:rPr>
+          <w:rFonts w:ascii="Calibri" w:hAnsi="Calibri" w:eastAsia="Calibri"/>
+          <w:b/>
+          <w:color w:val="2B2B2B"/>
+          <w:sz w:val="22"/>
+        </w:rPr>
+        <w:t>Pregunta 5 - Respuesta escrita (20 pts):</w:t>
+      </w:r>
+      <w:r>
+        <w:rPr>
+          <w:rFonts w:ascii="Calibri" w:hAnsi="Calibri" w:eastAsia="Calibri"/>
+          <w:b w:val="0"/>
+          <w:color w:val="2B2B2B"/>
+          <w:sz w:val="22"/>
+        </w:rPr>
+        <w:t xml:space="preserve"> Justificacion tecnica del antes/despues (media pagina).</w:t>
+      </w:r>
+    </w:p>
+    <w:p>
+      <w:pPr>
+        <w:pStyle w:val="ListBullet"/>
+        <w:spacing w:after="40"/>
+      </w:pPr>
+      <w:r>
+        <w:rPr>
+          <w:rFonts w:ascii="Calibri" w:hAnsi="Calibri" w:eastAsia="Calibri"/>
+          <w:b w:val="0"/>
+          <w:color w:val="2B2B2B"/>
+          <w:sz w:val="22"/>
+        </w:rPr>
+        <w:t>Un cuadro de texto. Se escribe directamente en la plataforma; no se sube archivo.</w:t>
+      </w:r>
+    </w:p>
+    <w:p>
+      <w:pPr>
+        <w:spacing w:after="120"/>
+      </w:pPr>
+      <w:r>
+        <w:rPr>
+          <w:rFonts w:ascii="Calibri" w:hAnsi="Calibri" w:eastAsia="Calibri"/>
+          <w:b w:val="0"/>
+          <w:color w:val="2B2B2B"/>
+          <w:sz w:val="22"/>
+        </w:rPr>
+        <w:t>Cada pregunta trae su propio enunciado completo dentro de la plataforma: puedes resolver el taller leyendo solo ExamLab. Este documento sirve para prepararte y para trabajar en equipo antes de responder.</w:t>
       </w:r>
     </w:p>
     <w:sectPr>

--- a/Bases de Datos II/Clases/Clase 6 - Optimizacion de consultas/Taller PI - Clase 6 - VetCare.docx
+++ b/Bases de Datos II/Clases/Clase 6 - Optimizacion de consultas/Taller PI - Clase 6 - VetCare.docx
@@ -255,7 +255,7 @@
           <w:color w:val="2B2B2B"/>
           <w:sz w:val="22"/>
         </w:rPr>
-        <w:t>Guardar 06_opt_antes.sql / 06_opt_despues.sql en carpeta del equipo.</w:t>
+        <w:t>Guardar 06_opt_antes.sql / 06_opt_despues.sql en la carpeta del PI.</w:t>
       </w:r>
     </w:p>
     <w:p>
@@ -685,7 +685,7 @@
           <w:color w:val="2B2B2B"/>
           <w:sz w:val="22"/>
         </w:rPr>
-        <w:t>Cada pregunta trae su propio enunciado completo dentro de la plataforma: puedes resolver el taller leyendo solo ExamLab. Este documento sirve para prepararte y para trabajar en equipo antes de responder.</w:t>
+        <w:t>Cada pregunta trae su propio enunciado completo dentro de la plataforma: puedes resolver el taller leyendo solo ExamLab. Este documento sirve para prepararte y conservar tus respuestas. La actividad es individual; si el docente autoriza trabajo en equipo, la entrega en ExamLab sigue siendo individual.</w:t>
       </w:r>
     </w:p>
     <w:sectPr>

--- a/Bases de Datos II/Clases/Clase 6 - Optimizacion de consultas/Taller PI - Clase 6 - VetCare.docx
+++ b/Bases de Datos II/Clases/Clase 6 - Optimizacion de consultas/Taller PI - Clase 6 - VetCare.docx
@@ -454,7 +454,7 @@
           <w:color w:val="2B2B2B"/>
           <w:sz w:val="22"/>
         </w:rPr>
-        <w:t xml:space="preserve"> (https://examlab.lovable.app/ · módulo Talleres) — domingo 23:59 cuando aplique.</w:t>
+        <w:t xml:space="preserve"> (https://uniaj.examlab.workers.dev/ · módulo Talleres) — domingo 23:59 cuando aplique.</w:t>
       </w:r>
     </w:p>
     <w:p>
@@ -496,7 +496,7 @@
           <w:color w:val="2B2B2B"/>
           <w:sz w:val="22"/>
         </w:rPr>
-        <w:t>El taller se resuelve y se entrega en ExamLab (https://examlab.lovable.app/), en el modulo Talleres. Son 5 preguntas y suman 100 puntos. Lo que sigue es lo que vas a encontrar en cada una, para que sepas de antemano en que forma se responde:</w:t>
+        <w:t>El taller se resuelve y se entrega en ExamLab (https://uniaj.examlab.workers.dev/), en el modulo Talleres. Son 5 preguntas y suman 100 puntos. Lo que sigue es lo que vas a encontrar en cada una, para que sepas de antemano en que forma se responde:</w:t>
       </w:r>
     </w:p>
     <w:p>

--- a/Bases de Datos II/Clases/Clase 6 - Optimizacion de consultas/Taller PI - Clase 6 - VetCare.docx
+++ b/Bases de Datos II/Clases/Clase 6 - Optimizacion de consultas/Taller PI - Clase 6 - VetCare.docx
@@ -56,7 +56,7 @@
           <w:color w:val="2B2B2B"/>
           <w:sz w:val="22"/>
         </w:rPr>
-        <w:t>Herramienta: DB Fiddle / SQLTest.online</w:t>
+        <w:t>Herramienta: ExamLab (PostgreSQL) + Google Docs</w:t>
       </w:r>
     </w:p>
     <w:p>
@@ -109,7 +109,25 @@
           <w:color w:val="2B2B2B"/>
           <w:sz w:val="22"/>
         </w:rPr>
-        <w:t xml:space="preserve"> optimizar el propio DDL.</w:t>
+        <w:t xml:space="preserve"> la rúbrica pide un análisis de plan de ejecución, y un análisis es un </w:t>
+      </w:r>
+      <w:r>
+        <w:rPr>
+          <w:rFonts w:ascii="Calibri" w:hAnsi="Calibri" w:eastAsia="Calibri"/>
+          <w:b/>
+          <w:color w:val="2B2B2B"/>
+          <w:sz w:val="22"/>
+        </w:rPr>
+        <w:t>antes y un después medidos</w:t>
+      </w:r>
+      <w:r>
+        <w:rPr>
+          <w:rFonts w:ascii="Calibri" w:hAnsi="Calibri" w:eastAsia="Calibri"/>
+          <w:b w:val="0"/>
+          <w:color w:val="2B2B2B"/>
+          <w:sz w:val="22"/>
+        </w:rPr>
+        <w:t xml:space="preserve"> — no la frase «la optimicé».</w:t>
       </w:r>
     </w:p>
     <w:p>
@@ -124,7 +142,76 @@
           <w:color w:val="2B2B2B"/>
           <w:sz w:val="22"/>
         </w:rPr>
-        <w:t>Reescribir y justificar, no solo decir lento.</w:t>
+        <w:t xml:space="preserve">La pantalla de agenda de Huellitas se abre </w:t>
+      </w:r>
+      <w:r>
+        <w:rPr>
+          <w:rFonts w:ascii="Calibri" w:hAnsi="Calibri" w:eastAsia="Calibri"/>
+          <w:b/>
+          <w:color w:val="2B2B2B"/>
+          <w:sz w:val="22"/>
+        </w:rPr>
+        <w:t>decenas de veces al día</w:t>
+      </w:r>
+      <w:r>
+        <w:rPr>
+          <w:rFonts w:ascii="Calibri" w:hAnsi="Calibri" w:eastAsia="Calibri"/>
+          <w:b w:val="0"/>
+          <w:color w:val="2B2B2B"/>
+          <w:sz w:val="22"/>
+        </w:rPr>
+        <w:t>: es la consulta que más veces paga cualquier descuido.</w:t>
+      </w:r>
+    </w:p>
+    <w:p>
+      <w:pPr>
+        <w:pStyle w:val="ListBullet"/>
+        <w:spacing w:after="40"/>
+      </w:pPr>
+      <w:r>
+        <w:rPr>
+          <w:rFonts w:ascii="Calibri" w:hAnsi="Calibri" w:eastAsia="Calibri"/>
+          <w:b w:val="0"/>
+          <w:color w:val="2B2B2B"/>
+          <w:sz w:val="22"/>
+        </w:rPr>
+        <w:t xml:space="preserve">Optimizar y </w:t>
+      </w:r>
+      <w:r>
+        <w:rPr>
+          <w:rFonts w:ascii="Calibri" w:hAnsi="Calibri" w:eastAsia="Calibri"/>
+          <w:b/>
+          <w:color w:val="2B2B2B"/>
+          <w:sz w:val="22"/>
+        </w:rPr>
+        <w:t>romper</w:t>
+      </w:r>
+      <w:r>
+        <w:rPr>
+          <w:rFonts w:ascii="Calibri" w:hAnsi="Calibri" w:eastAsia="Calibri"/>
+          <w:b w:val="0"/>
+          <w:color w:val="2B2B2B"/>
+          <w:sz w:val="22"/>
+        </w:rPr>
+        <w:t xml:space="preserve"> se parecen mucho: las dos versiones se ven bien y una devuelve otra cosa. Por eso hoy la </w:t>
+      </w:r>
+      <w:r>
+        <w:rPr>
+          <w:rFonts w:ascii="Calibri" w:hAnsi="Calibri" w:eastAsia="Calibri"/>
+          <w:b/>
+          <w:color w:val="2B2B2B"/>
+          <w:sz w:val="22"/>
+        </w:rPr>
+        <w:t>prueba de equivalencia</w:t>
+      </w:r>
+      <w:r>
+        <w:rPr>
+          <w:rFonts w:ascii="Calibri" w:hAnsi="Calibri" w:eastAsia="Calibri"/>
+          <w:b w:val="0"/>
+          <w:color w:val="2B2B2B"/>
+          <w:sz w:val="22"/>
+        </w:rPr>
+        <w:t xml:space="preserve"> también vale puntos.</w:t>
       </w:r>
     </w:p>
     <w:p>
@@ -152,7 +239,7 @@
           <w:color w:val="2B2B2B"/>
           <w:sz w:val="22"/>
         </w:rPr>
-        <w:t>Pareja consultas antes/después + justificación.</w:t>
+        <w:t>Dos consultas del PI reescritas y medidas con EXPLAIN ANALYZE sobre una base con volumen, con la prueba de que el resultado no cambió, y la justificación técnica que va al informe.</w:t>
       </w:r>
     </w:p>
     <w:p>
@@ -181,7 +268,166 @@
           <w:color w:val="2B2B2B"/>
           <w:sz w:val="22"/>
         </w:rPr>
-        <w:t>Citas del dia / historial mascota.</w:t>
+        <w:t xml:space="preserve">La base de este taller </w:t>
+      </w:r>
+      <w:r>
+        <w:rPr>
+          <w:rFonts w:ascii="Calibri" w:hAnsi="Calibri" w:eastAsia="Calibri"/>
+          <w:b/>
+          <w:color w:val="2B2B2B"/>
+          <w:sz w:val="22"/>
+        </w:rPr>
+        <w:t>sí tiene volumen</w:t>
+      </w:r>
+      <w:r>
+        <w:rPr>
+          <w:rFonts w:ascii="Calibri" w:hAnsi="Calibri" w:eastAsia="Calibri"/>
+          <w:b w:val="0"/>
+          <w:color w:val="2B2B2B"/>
+          <w:sz w:val="22"/>
+        </w:rPr>
+        <w:t xml:space="preserve">: 2.006 duenos, 5.008 mascotas, 16 veterinarios y </w:t>
+      </w:r>
+      <w:r>
+        <w:rPr>
+          <w:rFonts w:ascii="Calibri" w:hAnsi="Calibri" w:eastAsia="Calibri"/>
+          <w:b/>
+          <w:color w:val="2B2B2B"/>
+          <w:sz w:val="22"/>
+        </w:rPr>
+        <w:t>30.010 citas</w:t>
+      </w:r>
+      <w:r>
+        <w:rPr>
+          <w:rFonts w:ascii="Calibri" w:hAnsi="Calibri" w:eastAsia="Calibri"/>
+          <w:b w:val="0"/>
+          <w:color w:val="2B2B2B"/>
+          <w:sz w:val="22"/>
+        </w:rPr>
+        <w:t xml:space="preserve"> entre el 2026-01-05 y el 2026-07-23, unas 150 por día.</w:t>
+      </w:r>
+    </w:p>
+    <w:p>
+      <w:pPr>
+        <w:pStyle w:val="ListBullet"/>
+        <w:spacing w:after="40"/>
+      </w:pPr>
+      <w:r>
+        <w:rPr>
+          <w:rFonts w:ascii="Calibri" w:hAnsi="Calibri" w:eastAsia="Calibri"/>
+          <w:b w:val="0"/>
+          <w:color w:val="2B2B2B"/>
+          <w:sz w:val="22"/>
+        </w:rPr>
+        <w:t xml:space="preserve">«ANALYZE» ya está corrido y </w:t>
+      </w:r>
+      <w:r>
+        <w:rPr>
+          <w:rFonts w:ascii="Calibri" w:hAnsi="Calibri" w:eastAsia="Calibri"/>
+          <w:b/>
+          <w:color w:val="2B2B2B"/>
+          <w:sz w:val="22"/>
+        </w:rPr>
+        <w:t>no hay ningún índice</w:t>
+      </w:r>
+      <w:r>
+        <w:rPr>
+          <w:rFonts w:ascii="Calibri" w:hAnsi="Calibri" w:eastAsia="Calibri"/>
+          <w:b w:val="0"/>
+          <w:color w:val="2B2B2B"/>
+          <w:sz w:val="22"/>
+        </w:rPr>
+        <w:t xml:space="preserve"> más allá de las llaves primarias: es a propósito, para que la mejora venga de la consulta y no de una estructura que aún no se ha visto.</w:t>
+      </w:r>
+    </w:p>
+    <w:p>
+      <w:pPr>
+        <w:pStyle w:val="ListBullet"/>
+        <w:spacing w:after="40"/>
+      </w:pPr>
+      <w:r>
+        <w:rPr>
+          <w:rFonts w:ascii="Calibri" w:hAnsi="Calibri" w:eastAsia="Calibri"/>
+          <w:b/>
+          <w:color w:val="2B2B2B"/>
+          <w:sz w:val="22"/>
+        </w:rPr>
+        <w:t>Motor:</w:t>
+      </w:r>
+      <w:r>
+        <w:rPr>
+          <w:rFonts w:ascii="Calibri" w:hAnsi="Calibri" w:eastAsia="Calibri"/>
+          <w:b w:val="0"/>
+          <w:color w:val="2B2B2B"/>
+          <w:sz w:val="22"/>
+        </w:rPr>
+        <w:t xml:space="preserve"> PostgreSQL dentro de ExamLab, en el navegador. «EXPLAIN», «EXPLAIN ANALYZE» y la opción «BUFFERS» corren de verdad; ahí se califica.</w:t>
+      </w:r>
+    </w:p>
+    <w:p>
+      <w:pPr>
+        <w:pStyle w:val="ListBullet"/>
+        <w:spacing w:after="40"/>
+      </w:pPr>
+      <w:r>
+        <w:rPr>
+          <w:rFonts w:ascii="Calibri" w:hAnsi="Calibri" w:eastAsia="Calibri"/>
+          <w:b w:val="0"/>
+          <w:color w:val="2B2B2B"/>
+          <w:sz w:val="22"/>
+        </w:rPr>
+        <w:t xml:space="preserve">Los </w:t>
+      </w:r>
+      <w:r>
+        <w:rPr>
+          <w:rFonts w:ascii="Calibri" w:hAnsi="Calibri" w:eastAsia="Calibri"/>
+          <w:b/>
+          <w:color w:val="2B2B2B"/>
+          <w:sz w:val="22"/>
+        </w:rPr>
+        <w:t>seis duenos con cero citas</w:t>
+      </w:r>
+      <w:r>
+        <w:rPr>
+          <w:rFonts w:ascii="Calibri" w:hAnsi="Calibri" w:eastAsia="Calibri"/>
+          <w:b w:val="0"/>
+          <w:color w:val="2B2B2B"/>
+          <w:sz w:val="22"/>
+        </w:rPr>
+        <w:t xml:space="preserve"> (ids 2001 a 2006) están puestos a propósito: son los que delatan un «COUNT(*)» o un «INNER JOIN» mal elegidos.</w:t>
+      </w:r>
+    </w:p>
+    <w:p>
+      <w:pPr>
+        <w:pStyle w:val="ListBullet"/>
+        <w:spacing w:after="40"/>
+      </w:pPr>
+      <w:r>
+        <w:rPr>
+          <w:rFonts w:ascii="Calibri" w:hAnsi="Calibri" w:eastAsia="Calibri"/>
+          <w:b/>
+          <w:color w:val="2B2B2B"/>
+          <w:sz w:val="22"/>
+        </w:rPr>
+        <w:t>Aviso:</w:t>
+      </w:r>
+      <w:r>
+        <w:rPr>
+          <w:rFonts w:ascii="Calibri" w:hAnsi="Calibri" w:eastAsia="Calibri"/>
+          <w:b w:val="0"/>
+          <w:color w:val="2B2B2B"/>
+          <w:sz w:val="22"/>
+        </w:rPr>
+        <w:t xml:space="preserve"> la versión ANTES de la pregunta 3 se ejecuta 2.006 veces y puede tardar de varios segundos a más de un minuto. </w:t>
+      </w:r>
+      <w:r>
+        <w:rPr>
+          <w:rFonts w:ascii="Calibri" w:hAnsi="Calibri" w:eastAsia="Calibri"/>
+          <w:b/>
+          <w:color w:val="2B2B2B"/>
+          <w:sz w:val="22"/>
+        </w:rPr>
+        <w:t>No está colgada.</w:t>
       </w:r>
     </w:p>
     <w:p>
@@ -210,7 +456,7 @@
           <w:color w:val="2B2B2B"/>
           <w:sz w:val="22"/>
         </w:rPr>
-        <w:t>Tomar 1 consulta real del PI (citas del dia / historial).</w:t>
+        <w:t>Reescribir la agenda del dia corrigiendo sus 4 antipatrones (SELECT *, joins con coma, to_char sobre la fecha, UPPER sobre el estado) y probar con COUNT(*) que las dos versiones devuelven las mismas 91 filas.</w:t>
       </w:r>
     </w:p>
     <w:p>
@@ -225,7 +471,7 @@
           <w:color w:val="2B2B2B"/>
           <w:sz w:val="22"/>
         </w:rPr>
-        <w:t>Escribir version antes e ineficiente o real.</w:t>
+        <w:t>Medir con EXPLAIN (ANALYZE, BUFFERS) las dos versiones, y con EXPLAIN ANALYZE una tercera que le anada LIMIT 50, y anotar las tres en comentarios: nodo mas costoso, filas estimadas vs reales y tiempo.</w:t>
       </w:r>
     </w:p>
     <w:p>
@@ -240,7 +486,7 @@
           <w:color w:val="2B2B2B"/>
           <w:sz w:val="22"/>
         </w:rPr>
-        <w:t>Reescribir despues y justificar 3 cambios.</w:t>
+        <w:t>Matar la subconsulta correlacionada del ranking de duenos: LEFT JOIN + GROUP BY + COUNT(c.id_cita), y demostrar la equivalencia con EXCEPT en los dos sentidos.</w:t>
       </w:r>
     </w:p>
     <w:p>
@@ -255,7 +501,22 @@
           <w:color w:val="2B2B2B"/>
           <w:sz w:val="22"/>
         </w:rPr>
-        <w:t>Guardar 06_opt_antes.sql / 06_opt_despues.sql en la carpeta del PI.</w:t>
+        <w:t>Responder la de seleccion multiple sobre antipatrones (6 afirmaciones, 4 correctas).</w:t>
+      </w:r>
+    </w:p>
+    <w:p>
+      <w:pPr>
+        <w:pStyle w:val="ListBullet"/>
+        <w:spacing w:after="40"/>
+      </w:pPr>
+      <w:r>
+        <w:rPr>
+          <w:rFonts w:ascii="Calibri" w:hAnsi="Calibri" w:eastAsia="Calibri"/>
+          <w:b w:val="0"/>
+          <w:color w:val="2B2B2B"/>
+          <w:sz w:val="22"/>
+        </w:rPr>
+        <w:t>Escribir la justificacion tecnica de media pagina y guardar 06_opt_antes.sql / 06_opt_despues.sql en la carpeta del PI.</w:t>
       </w:r>
     </w:p>
     <w:p>
@@ -269,7 +530,739 @@
           <w:color w:val="095292"/>
           <w:sz w:val="24"/>
         </w:rPr>
-        <w:t>5. Entregable</w:t>
+        <w:t>5. Plantilla del entregable (copia esto y llenalo)</w:t>
+      </w:r>
+    </w:p>
+    <w:p>
+      <w:pPr>
+        <w:spacing w:after="120"/>
+      </w:pPr>
+      <w:r>
+        <w:rPr>
+          <w:rFonts w:ascii="Calibri" w:hAnsi="Calibri" w:eastAsia="Calibri"/>
+          <w:b w:val="0"/>
+          <w:color w:val="2B2B2B"/>
+          <w:sz w:val="20"/>
+        </w:rPr>
+        <w:t>Estos son exactamente los campos que califica ExamLab. Copia el bloque tal cual en tu documento, llenalo, y pega cada parte en la pregunta que corresponda.</w:t>
+      </w:r>
+    </w:p>
+    <w:p>
+      <w:pPr>
+        <w:spacing w:after="0"/>
+        <w:shd w:val="clear" w:fill="F2F2F3"/>
+      </w:pPr>
+      <w:r>
+        <w:rPr>
+          <w:rFonts w:ascii="Consolas" w:hAnsi="Consolas" w:eastAsia="Consolas"/>
+          <w:b w:val="0"/>
+          <w:color w:val="2B2B2B"/>
+          <w:sz w:val="18"/>
+        </w:rPr>
+        <w:t>A) MINI TABLA DE LECTURA DEL PLAN  —  pregunta 2</w:t>
+      </w:r>
+    </w:p>
+    <w:p>
+      <w:pPr>
+        <w:spacing w:after="0"/>
+        <w:shd w:val="clear" w:fill="F2F2F3"/>
+      </w:pPr>
+      <w:r>
+        <w:rPr>
+          <w:rFonts w:ascii="Consolas" w:hAnsi="Consolas" w:eastAsia="Consolas"/>
+          <w:b w:val="0"/>
+          <w:color w:val="2B2B2B"/>
+          <w:sz w:val="18"/>
+        </w:rPr>
+        <w:t xml:space="preserve">   Va como comentarios SQL (lineas con «--») DESPUES de los tres EXPLAIN, en el</w:t>
+      </w:r>
+    </w:p>
+    <w:p>
+      <w:pPr>
+        <w:spacing w:after="0"/>
+        <w:shd w:val="clear" w:fill="F2F2F3"/>
+      </w:pPr>
+      <w:r>
+        <w:rPr>
+          <w:rFonts w:ascii="Consolas" w:hAnsi="Consolas" w:eastAsia="Consolas"/>
+          <w:b w:val="0"/>
+          <w:color w:val="2B2B2B"/>
+          <w:sz w:val="18"/>
+        </w:rPr>
+        <w:t xml:space="preserve">   mismo cuadro de respuesta. Los numeros se leen del plan: se comparan «rows=»</w:t>
+      </w:r>
+    </w:p>
+    <w:p>
+      <w:pPr>
+        <w:spacing w:after="0"/>
+        <w:shd w:val="clear" w:fill="F2F2F3"/>
+      </w:pPr>
+      <w:r>
+        <w:rPr>
+          <w:rFonts w:ascii="Consolas" w:hAnsi="Consolas" w:eastAsia="Consolas"/>
+          <w:b w:val="0"/>
+          <w:color w:val="2B2B2B"/>
+          <w:sz w:val="18"/>
+        </w:rPr>
+        <w:t xml:space="preserve">   con «actual rows=», no se estiman.</w:t>
+      </w:r>
+    </w:p>
+    <w:p>
+      <w:pPr>
+        <w:spacing w:after="0"/>
+        <w:shd w:val="clear" w:fill="F2F2F3"/>
+      </w:pPr>
+      <w:r>
+        <w:rPr>
+          <w:rFonts w:ascii="Consolas" w:hAnsi="Consolas" w:eastAsia="Consolas"/>
+          <w:b w:val="0"/>
+          <w:color w:val="2B2B2B"/>
+          <w:sz w:val="18"/>
+        </w:rPr>
+        <w:t xml:space="preserve"> </w:t>
+      </w:r>
+    </w:p>
+    <w:p>
+      <w:pPr>
+        <w:spacing w:after="0"/>
+        <w:shd w:val="clear" w:fill="F2F2F3"/>
+      </w:pPr>
+      <w:r>
+        <w:rPr>
+          <w:rFonts w:ascii="Consolas" w:hAnsi="Consolas" w:eastAsia="Consolas"/>
+          <w:b w:val="0"/>
+          <w:color w:val="2B2B2B"/>
+          <w:sz w:val="18"/>
+        </w:rPr>
+        <w:t>-- VERSION       | nodo mas costoso | filas estimadas vs reales | tiempo total (ms)</w:t>
+      </w:r>
+    </w:p>
+    <w:p>
+      <w:pPr>
+        <w:spacing w:after="0"/>
+        <w:shd w:val="clear" w:fill="F2F2F3"/>
+      </w:pPr>
+      <w:r>
+        <w:rPr>
+          <w:rFonts w:ascii="Consolas" w:hAnsi="Consolas" w:eastAsia="Consolas"/>
+          <w:b w:val="0"/>
+          <w:color w:val="2B2B2B"/>
+          <w:sz w:val="18"/>
+        </w:rPr>
+        <w:t>-- ANTES         |                  |                           |</w:t>
+      </w:r>
+    </w:p>
+    <w:p>
+      <w:pPr>
+        <w:spacing w:after="0"/>
+        <w:shd w:val="clear" w:fill="F2F2F3"/>
+      </w:pPr>
+      <w:r>
+        <w:rPr>
+          <w:rFonts w:ascii="Consolas" w:hAnsi="Consolas" w:eastAsia="Consolas"/>
+          <w:b w:val="0"/>
+          <w:color w:val="2B2B2B"/>
+          <w:sz w:val="18"/>
+        </w:rPr>
+        <w:t>-- DESPUES       |                  |                           |</w:t>
+      </w:r>
+    </w:p>
+    <w:p>
+      <w:pPr>
+        <w:spacing w:after="0"/>
+        <w:shd w:val="clear" w:fill="F2F2F3"/>
+      </w:pPr>
+      <w:r>
+        <w:rPr>
+          <w:rFonts w:ascii="Consolas" w:hAnsi="Consolas" w:eastAsia="Consolas"/>
+          <w:b w:val="0"/>
+          <w:color w:val="2B2B2B"/>
+          <w:sz w:val="18"/>
+        </w:rPr>
+        <w:t>-- DESPUES+LIM50 |                  |                           |</w:t>
+      </w:r>
+    </w:p>
+    <w:p>
+      <w:pPr>
+        <w:spacing w:after="0"/>
+        <w:shd w:val="clear" w:fill="F2F2F3"/>
+      </w:pPr>
+      <w:r>
+        <w:rPr>
+          <w:rFonts w:ascii="Consolas" w:hAnsi="Consolas" w:eastAsia="Consolas"/>
+          <w:b w:val="0"/>
+          <w:color w:val="2B2B2B"/>
+          <w:sz w:val="18"/>
+        </w:rPr>
+        <w:t>-- CONCLUSION: factor de mejora aproximado ____x  ( ____ ms -&gt; ____ ms )</w:t>
+      </w:r>
+    </w:p>
+    <w:p>
+      <w:pPr>
+        <w:spacing w:after="0"/>
+        <w:shd w:val="clear" w:fill="F2F2F3"/>
+      </w:pPr>
+      <w:r>
+        <w:rPr>
+          <w:rFonts w:ascii="Consolas" w:hAnsi="Consolas" w:eastAsia="Consolas"/>
+          <w:b w:val="0"/>
+          <w:color w:val="2B2B2B"/>
+          <w:sz w:val="18"/>
+        </w:rPr>
+        <w:t xml:space="preserve"> </w:t>
+      </w:r>
+    </w:p>
+    <w:p>
+      <w:pPr>
+        <w:spacing w:after="0"/>
+        <w:shd w:val="clear" w:fill="F2F2F3"/>
+      </w:pPr>
+      <w:r>
+        <w:rPr>
+          <w:rFonts w:ascii="Consolas" w:hAnsi="Consolas" w:eastAsia="Consolas"/>
+          <w:b w:val="0"/>
+          <w:color w:val="2B2B2B"/>
+          <w:sz w:val="18"/>
+        </w:rPr>
+        <w:t xml:space="preserve">   La fila DESPUES+LIM50 es la que mas ensena: antes de correrla, escribe aqui que</w:t>
+      </w:r>
+    </w:p>
+    <w:p>
+      <w:pPr>
+        <w:spacing w:after="0"/>
+        <w:shd w:val="clear" w:fill="F2F2F3"/>
+      </w:pPr>
+      <w:r>
+        <w:rPr>
+          <w:rFonts w:ascii="Consolas" w:hAnsi="Consolas" w:eastAsia="Consolas"/>
+          <w:b w:val="0"/>
+          <w:color w:val="2B2B2B"/>
+          <w:sz w:val="18"/>
+        </w:rPr>
+        <w:t xml:space="preserve">   esperas que pase con el «LIMIT 50» y luego comprueba si acertaste.</w:t>
+      </w:r>
+    </w:p>
+    <w:p>
+      <w:pPr>
+        <w:spacing w:after="0"/>
+        <w:shd w:val="clear" w:fill="F2F2F3"/>
+      </w:pPr>
+      <w:r>
+        <w:rPr>
+          <w:rFonts w:ascii="Consolas" w:hAnsi="Consolas" w:eastAsia="Consolas"/>
+          <w:b w:val="0"/>
+          <w:color w:val="2B2B2B"/>
+          <w:sz w:val="18"/>
+        </w:rPr>
+        <w:t xml:space="preserve">   Esperaba: [ ... ]        Paso: [ ... ]</w:t>
+      </w:r>
+    </w:p>
+    <w:p>
+      <w:pPr>
+        <w:spacing w:after="0"/>
+        <w:shd w:val="clear" w:fill="F2F2F3"/>
+      </w:pPr>
+      <w:r>
+        <w:rPr>
+          <w:rFonts w:ascii="Consolas" w:hAnsi="Consolas" w:eastAsia="Consolas"/>
+          <w:b w:val="0"/>
+          <w:color w:val="2B2B2B"/>
+          <w:sz w:val="18"/>
+        </w:rPr>
+        <w:t xml:space="preserve"> </w:t>
+      </w:r>
+    </w:p>
+    <w:p>
+      <w:pPr>
+        <w:spacing w:after="0"/>
+        <w:shd w:val="clear" w:fill="F2F2F3"/>
+      </w:pPr>
+      <w:r>
+        <w:rPr>
+          <w:rFonts w:ascii="Consolas" w:hAnsi="Consolas" w:eastAsia="Consolas"/>
+          <w:b w:val="0"/>
+          <w:color w:val="2B2B2B"/>
+          <w:sz w:val="18"/>
+        </w:rPr>
+        <w:t>B) JUSTIFICACION TECNICA DEL ANTES/DESPUES  —  pregunta 5   ·   media pagina</w:t>
+      </w:r>
+    </w:p>
+    <w:p>
+      <w:pPr>
+        <w:spacing w:after="0"/>
+        <w:shd w:val="clear" w:fill="F2F2F3"/>
+      </w:pPr>
+      <w:r>
+        <w:rPr>
+          <w:rFonts w:ascii="Consolas" w:hAnsi="Consolas" w:eastAsia="Consolas"/>
+          <w:b w:val="0"/>
+          <w:color w:val="2B2B2B"/>
+          <w:sz w:val="18"/>
+        </w:rPr>
+        <w:t xml:space="preserve">   Las 5 secciones se califican por estar presentes. Van con estos titulos.</w:t>
+      </w:r>
+    </w:p>
+    <w:p>
+      <w:pPr>
+        <w:spacing w:after="0"/>
+        <w:shd w:val="clear" w:fill="F2F2F3"/>
+      </w:pPr>
+      <w:r>
+        <w:rPr>
+          <w:rFonts w:ascii="Consolas" w:hAnsi="Consolas" w:eastAsia="Consolas"/>
+          <w:b w:val="0"/>
+          <w:color w:val="2B2B2B"/>
+          <w:sz w:val="18"/>
+        </w:rPr>
+        <w:t xml:space="preserve"> </w:t>
+      </w:r>
+    </w:p>
+    <w:p>
+      <w:pPr>
+        <w:spacing w:after="0"/>
+        <w:shd w:val="clear" w:fill="F2F2F3"/>
+      </w:pPr>
+      <w:r>
+        <w:rPr>
+          <w:rFonts w:ascii="Consolas" w:hAnsi="Consolas" w:eastAsia="Consolas"/>
+          <w:b w:val="0"/>
+          <w:color w:val="2B2B2B"/>
+          <w:sz w:val="18"/>
+        </w:rPr>
+        <w:t xml:space="preserve">   1) CONSULTA ELEGIDA Y PARA QUE SIRVE EN HUELLITAS  (una frase)</w:t>
+      </w:r>
+    </w:p>
+    <w:p>
+      <w:pPr>
+        <w:spacing w:after="0"/>
+        <w:shd w:val="clear" w:fill="F2F2F3"/>
+      </w:pPr>
+      <w:r>
+        <w:rPr>
+          <w:rFonts w:ascii="Consolas" w:hAnsi="Consolas" w:eastAsia="Consolas"/>
+          <w:b w:val="0"/>
+          <w:color w:val="2B2B2B"/>
+          <w:sz w:val="18"/>
+        </w:rPr>
+        <w:t xml:space="preserve">      Pantalla o reporte que la usa: [ ... ]     Frecuencia: [veces por dia]</w:t>
+      </w:r>
+    </w:p>
+    <w:p>
+      <w:pPr>
+        <w:spacing w:after="0"/>
+        <w:shd w:val="clear" w:fill="F2F2F3"/>
+      </w:pPr>
+      <w:r>
+        <w:rPr>
+          <w:rFonts w:ascii="Consolas" w:hAnsi="Consolas" w:eastAsia="Consolas"/>
+          <w:b w:val="0"/>
+          <w:color w:val="2B2B2B"/>
+          <w:sz w:val="18"/>
+        </w:rPr>
+        <w:t xml:space="preserve"> </w:t>
+      </w:r>
+    </w:p>
+    <w:p>
+      <w:pPr>
+        <w:spacing w:after="0"/>
+        <w:shd w:val="clear" w:fill="F2F2F3"/>
+      </w:pPr>
+      <w:r>
+        <w:rPr>
+          <w:rFonts w:ascii="Consolas" w:hAnsi="Consolas" w:eastAsia="Consolas"/>
+          <w:b w:val="0"/>
+          <w:color w:val="2B2B2B"/>
+          <w:sz w:val="18"/>
+        </w:rPr>
+        <w:t xml:space="preserve">   2) TRES CAMBIOS CONCRETOS</w:t>
+      </w:r>
+    </w:p>
+    <w:p>
+      <w:pPr>
+        <w:spacing w:after="0"/>
+        <w:shd w:val="clear" w:fill="F2F2F3"/>
+      </w:pPr>
+      <w:r>
+        <w:rPr>
+          <w:rFonts w:ascii="Consolas" w:hAnsi="Consolas" w:eastAsia="Consolas"/>
+          <w:b w:val="0"/>
+          <w:color w:val="2B2B2B"/>
+          <w:sz w:val="18"/>
+        </w:rPr>
+        <w:t xml:space="preserve">      Cambio 1 - que cambiaste: [ ... ]</w:t>
+      </w:r>
+    </w:p>
+    <w:p>
+      <w:pPr>
+        <w:spacing w:after="0"/>
+        <w:shd w:val="clear" w:fill="F2F2F3"/>
+      </w:pPr>
+      <w:r>
+        <w:rPr>
+          <w:rFonts w:ascii="Consolas" w:hAnsi="Consolas" w:eastAsia="Consolas"/>
+          <w:b w:val="0"/>
+          <w:color w:val="2B2B2B"/>
+          <w:sz w:val="18"/>
+        </w:rPr>
+        <w:t xml:space="preserve">         Por que mejora: [sargabilidad / proyeccion / cardinalidad / numero de pasadas]</w:t>
+      </w:r>
+    </w:p>
+    <w:p>
+      <w:pPr>
+        <w:spacing w:after="0"/>
+        <w:shd w:val="clear" w:fill="F2F2F3"/>
+      </w:pPr>
+      <w:r>
+        <w:rPr>
+          <w:rFonts w:ascii="Consolas" w:hAnsi="Consolas" w:eastAsia="Consolas"/>
+          <w:b w:val="0"/>
+          <w:color w:val="2B2B2B"/>
+          <w:sz w:val="18"/>
+        </w:rPr>
+        <w:t xml:space="preserve">         Evidencia del EXPLAIN ANALYZE: [nodo que desaparecio, tiempo que bajo,</w:t>
+      </w:r>
+    </w:p>
+    <w:p>
+      <w:pPr>
+        <w:spacing w:after="0"/>
+        <w:shd w:val="clear" w:fill="F2F2F3"/>
+      </w:pPr>
+      <w:r>
+        <w:rPr>
+          <w:rFonts w:ascii="Consolas" w:hAnsi="Consolas" w:eastAsia="Consolas"/>
+          <w:b w:val="0"/>
+          <w:color w:val="2B2B2B"/>
+          <w:sz w:val="18"/>
+        </w:rPr>
+        <w:t xml:space="preserve">                                         filas que dejaron de leerse]</w:t>
+      </w:r>
+    </w:p>
+    <w:p>
+      <w:pPr>
+        <w:spacing w:after="0"/>
+        <w:shd w:val="clear" w:fill="F2F2F3"/>
+      </w:pPr>
+      <w:r>
+        <w:rPr>
+          <w:rFonts w:ascii="Consolas" w:hAnsi="Consolas" w:eastAsia="Consolas"/>
+          <w:b w:val="0"/>
+          <w:color w:val="2B2B2B"/>
+          <w:sz w:val="18"/>
+        </w:rPr>
+        <w:t xml:space="preserve">      Cambio 2 - que cambiaste: [ ... ]</w:t>
+      </w:r>
+    </w:p>
+    <w:p>
+      <w:pPr>
+        <w:spacing w:after="0"/>
+        <w:shd w:val="clear" w:fill="F2F2F3"/>
+      </w:pPr>
+      <w:r>
+        <w:rPr>
+          <w:rFonts w:ascii="Consolas" w:hAnsi="Consolas" w:eastAsia="Consolas"/>
+          <w:b w:val="0"/>
+          <w:color w:val="2B2B2B"/>
+          <w:sz w:val="18"/>
+        </w:rPr>
+        <w:t xml:space="preserve">         Por que mejora: [ ... ]</w:t>
+      </w:r>
+    </w:p>
+    <w:p>
+      <w:pPr>
+        <w:spacing w:after="0"/>
+        <w:shd w:val="clear" w:fill="F2F2F3"/>
+      </w:pPr>
+      <w:r>
+        <w:rPr>
+          <w:rFonts w:ascii="Consolas" w:hAnsi="Consolas" w:eastAsia="Consolas"/>
+          <w:b w:val="0"/>
+          <w:color w:val="2B2B2B"/>
+          <w:sz w:val="18"/>
+        </w:rPr>
+        <w:t xml:space="preserve">         Evidencia del EXPLAIN ANALYZE: [ ... ]</w:t>
+      </w:r>
+    </w:p>
+    <w:p>
+      <w:pPr>
+        <w:spacing w:after="0"/>
+        <w:shd w:val="clear" w:fill="F2F2F3"/>
+      </w:pPr>
+      <w:r>
+        <w:rPr>
+          <w:rFonts w:ascii="Consolas" w:hAnsi="Consolas" w:eastAsia="Consolas"/>
+          <w:b w:val="0"/>
+          <w:color w:val="2B2B2B"/>
+          <w:sz w:val="18"/>
+        </w:rPr>
+        <w:t xml:space="preserve">      Cambio 3 - que cambiaste: [ ... ]</w:t>
+      </w:r>
+    </w:p>
+    <w:p>
+      <w:pPr>
+        <w:spacing w:after="0"/>
+        <w:shd w:val="clear" w:fill="F2F2F3"/>
+      </w:pPr>
+      <w:r>
+        <w:rPr>
+          <w:rFonts w:ascii="Consolas" w:hAnsi="Consolas" w:eastAsia="Consolas"/>
+          <w:b w:val="0"/>
+          <w:color w:val="2B2B2B"/>
+          <w:sz w:val="18"/>
+        </w:rPr>
+        <w:t xml:space="preserve">         Por que mejora: [ ... ]</w:t>
+      </w:r>
+    </w:p>
+    <w:p>
+      <w:pPr>
+        <w:spacing w:after="0"/>
+        <w:shd w:val="clear" w:fill="F2F2F3"/>
+      </w:pPr>
+      <w:r>
+        <w:rPr>
+          <w:rFonts w:ascii="Consolas" w:hAnsi="Consolas" w:eastAsia="Consolas"/>
+          <w:b w:val="0"/>
+          <w:color w:val="2B2B2B"/>
+          <w:sz w:val="18"/>
+        </w:rPr>
+        <w:t xml:space="preserve">         Evidencia del EXPLAIN ANALYZE: [ ... ]</w:t>
+      </w:r>
+    </w:p>
+    <w:p>
+      <w:pPr>
+        <w:spacing w:after="0"/>
+        <w:shd w:val="clear" w:fill="F2F2F3"/>
+      </w:pPr>
+      <w:r>
+        <w:rPr>
+          <w:rFonts w:ascii="Consolas" w:hAnsi="Consolas" w:eastAsia="Consolas"/>
+          <w:b w:val="0"/>
+          <w:color w:val="2B2B2B"/>
+          <w:sz w:val="18"/>
+        </w:rPr>
+        <w:t xml:space="preserve"> </w:t>
+      </w:r>
+    </w:p>
+    <w:p>
+      <w:pPr>
+        <w:spacing w:after="0"/>
+        <w:shd w:val="clear" w:fill="F2F2F3"/>
+      </w:pPr>
+      <w:r>
+        <w:rPr>
+          <w:rFonts w:ascii="Consolas" w:hAnsi="Consolas" w:eastAsia="Consolas"/>
+          <w:b w:val="0"/>
+          <w:color w:val="2B2B2B"/>
+          <w:sz w:val="18"/>
+        </w:rPr>
+        <w:t xml:space="preserve">   3) QUE NO CAMBIO  (la equivalencia)</w:t>
+      </w:r>
+    </w:p>
+    <w:p>
+      <w:pPr>
+        <w:spacing w:after="0"/>
+        <w:shd w:val="clear" w:fill="F2F2F3"/>
+      </w:pPr>
+      <w:r>
+        <w:rPr>
+          <w:rFonts w:ascii="Consolas" w:hAnsi="Consolas" w:eastAsia="Consolas"/>
+          <w:b w:val="0"/>
+          <w:color w:val="2B2B2B"/>
+          <w:sz w:val="18"/>
+        </w:rPr>
+        <w:t xml:space="preserve">      Afirmacion: las dos versiones devuelven [ ____ ] filas, las mismas.</w:t>
+      </w:r>
+    </w:p>
+    <w:p>
+      <w:pPr>
+        <w:spacing w:after="0"/>
+        <w:shd w:val="clear" w:fill="F2F2F3"/>
+      </w:pPr>
+      <w:r>
+        <w:rPr>
+          <w:rFonts w:ascii="Consolas" w:hAnsi="Consolas" w:eastAsia="Consolas"/>
+          <w:b w:val="0"/>
+          <w:color w:val="2B2B2B"/>
+          <w:sz w:val="18"/>
+        </w:rPr>
+        <w:t xml:space="preserve">      Como lo verifique:  COUNT(*) ANTES = ____   ·   COUNT(*) DESPUES = ____</w:t>
+      </w:r>
+    </w:p>
+    <w:p>
+      <w:pPr>
+        <w:spacing w:after="0"/>
+        <w:shd w:val="clear" w:fill="F2F2F3"/>
+      </w:pPr>
+      <w:r>
+        <w:rPr>
+          <w:rFonts w:ascii="Consolas" w:hAnsi="Consolas" w:eastAsia="Consolas"/>
+          <w:b w:val="0"/>
+          <w:color w:val="2B2B2B"/>
+          <w:sz w:val="18"/>
+        </w:rPr>
+        <w:t xml:space="preserve">                          EXCEPT en los dos sentidos: ____ filas y ____ filas</w:t>
+      </w:r>
+    </w:p>
+    <w:p>
+      <w:pPr>
+        <w:spacing w:after="0"/>
+        <w:shd w:val="clear" w:fill="F2F2F3"/>
+      </w:pPr>
+      <w:r>
+        <w:rPr>
+          <w:rFonts w:ascii="Consolas" w:hAnsi="Consolas" w:eastAsia="Consolas"/>
+          <w:b w:val="0"/>
+          <w:color w:val="2B2B2B"/>
+          <w:sz w:val="18"/>
+        </w:rPr>
+        <w:t xml:space="preserve"> </w:t>
+      </w:r>
+    </w:p>
+    <w:p>
+      <w:pPr>
+        <w:spacing w:after="0"/>
+        <w:shd w:val="clear" w:fill="F2F2F3"/>
+      </w:pPr>
+      <w:r>
+        <w:rPr>
+          <w:rFonts w:ascii="Consolas" w:hAnsi="Consolas" w:eastAsia="Consolas"/>
+          <w:b w:val="0"/>
+          <w:color w:val="2B2B2B"/>
+          <w:sz w:val="18"/>
+        </w:rPr>
+        <w:t xml:space="preserve">   4) QUE SIGUE  (el indice de la Clase 7)</w:t>
+      </w:r>
+    </w:p>
+    <w:p>
+      <w:pPr>
+        <w:spacing w:after="0"/>
+        <w:shd w:val="clear" w:fill="F2F2F3"/>
+      </w:pPr>
+      <w:r>
+        <w:rPr>
+          <w:rFonts w:ascii="Consolas" w:hAnsi="Consolas" w:eastAsia="Consolas"/>
+          <w:b w:val="0"/>
+          <w:color w:val="2B2B2B"/>
+          <w:sz w:val="18"/>
+        </w:rPr>
+        <w:t xml:space="preserve">      CREATE INDEX ______________ ON ________ ( ________________ );</w:t>
+      </w:r>
+    </w:p>
+    <w:p>
+      <w:pPr>
+        <w:spacing w:after="0"/>
+        <w:shd w:val="clear" w:fill="F2F2F3"/>
+      </w:pPr>
+      <w:r>
+        <w:rPr>
+          <w:rFonts w:ascii="Consolas" w:hAnsi="Consolas" w:eastAsia="Consolas"/>
+          <w:b w:val="0"/>
+          <w:color w:val="2B2B2B"/>
+          <w:sz w:val="18"/>
+        </w:rPr>
+        <w:t xml:space="preserve">      Por que ayudaria, dicho con tu propio plan: [ ... ]</w:t>
+      </w:r>
+    </w:p>
+    <w:p>
+      <w:pPr>
+        <w:spacing w:after="0"/>
+        <w:shd w:val="clear" w:fill="F2F2F3"/>
+      </w:pPr>
+      <w:r>
+        <w:rPr>
+          <w:rFonts w:ascii="Consolas" w:hAnsi="Consolas" w:eastAsia="Consolas"/>
+          <w:b w:val="0"/>
+          <w:color w:val="2B2B2B"/>
+          <w:sz w:val="18"/>
+        </w:rPr>
+        <w:t xml:space="preserve"> </w:t>
+      </w:r>
+    </w:p>
+    <w:p>
+      <w:pPr>
+        <w:spacing w:after="0"/>
+        <w:shd w:val="clear" w:fill="F2F2F3"/>
+      </w:pPr>
+      <w:r>
+        <w:rPr>
+          <w:rFonts w:ascii="Consolas" w:hAnsi="Consolas" w:eastAsia="Consolas"/>
+          <w:b w:val="0"/>
+          <w:color w:val="2B2B2B"/>
+          <w:sz w:val="18"/>
+        </w:rPr>
+        <w:t xml:space="preserve">   5) LIMITES DE LA MEDICION</w:t>
+      </w:r>
+    </w:p>
+    <w:p>
+      <w:pPr>
+        <w:spacing w:after="0"/>
+        <w:shd w:val="clear" w:fill="F2F2F3"/>
+      </w:pPr>
+      <w:r>
+        <w:rPr>
+          <w:rFonts w:ascii="Consolas" w:hAnsi="Consolas" w:eastAsia="Consolas"/>
+          <w:b w:val="0"/>
+          <w:color w:val="2B2B2B"/>
+          <w:sz w:val="18"/>
+        </w:rPr>
+        <w:t xml:space="preserve">      Medi sobre PostgreSQL en el navegador, con 30.010 citas y sin concurrencia.</w:t>
+      </w:r>
+    </w:p>
+    <w:p>
+      <w:pPr>
+        <w:spacing w:after="0"/>
+        <w:shd w:val="clear" w:fill="F2F2F3"/>
+      </w:pPr>
+      <w:r>
+        <w:rPr>
+          <w:rFonts w:ascii="Consolas" w:hAnsi="Consolas" w:eastAsia="Consolas"/>
+          <w:b w:val="0"/>
+          <w:color w:val="2B2B2B"/>
+          <w:sz w:val="18"/>
+        </w:rPr>
+        <w:t xml:space="preserve">      Que cambiaria con millones de citas y varios usuarios: [ ... ]</w:t>
+      </w:r>
+    </w:p>
+    <w:p>
+      <w:pPr>
+        <w:spacing w:after="0"/>
+        <w:shd w:val="clear" w:fill="F2F2F3"/>
+      </w:pPr>
+      <w:r>
+        <w:rPr>
+          <w:rFonts w:ascii="Consolas" w:hAnsi="Consolas" w:eastAsia="Consolas"/>
+          <w:b w:val="0"/>
+          <w:color w:val="2B2B2B"/>
+          <w:sz w:val="18"/>
+        </w:rPr>
+        <w:t xml:space="preserve">      Si no pude usar la opcion BUFFERS, aqui es donde se dice: [ ... ]</w:t>
+      </w:r>
+    </w:p>
+    <w:p>
+      <w:pPr>
+        <w:spacing w:after="0"/>
+      </w:pPr>
+      <w:r>
+        <w:rPr>
+          <w:rFonts w:ascii="Calibri" w:hAnsi="Calibri" w:eastAsia="Calibri"/>
+          <w:b w:val="0"/>
+          <w:color w:val="2B2B2B"/>
+          <w:sz w:val="12"/>
+        </w:rPr>
+        <w:t xml:space="preserve"> </w:t>
+      </w:r>
+    </w:p>
+    <w:p>
+      <w:pPr>
+        <w:spacing w:after="120"/>
+      </w:pPr>
+      <w:r>
+        <w:rPr>
+          <w:rFonts w:ascii="Calibri" w:hAnsi="Calibri" w:eastAsia="Calibri"/>
+          <w:b/>
+          <w:color w:val="095292"/>
+          <w:sz w:val="24"/>
+        </w:rPr>
+        <w:t>6. Entregable</w:t>
       </w:r>
     </w:p>
     <w:p>
@@ -298,7 +1291,7 @@
           <w:color w:val="095292"/>
           <w:sz w:val="24"/>
         </w:rPr>
-        <w:t>6. Criterios de exito</w:t>
+        <w:t>7. Criterios de exito</w:t>
       </w:r>
     </w:p>
     <w:p>
@@ -313,7 +1306,25 @@
           <w:color w:val="2B2B2B"/>
           <w:sz w:val="22"/>
         </w:rPr>
-        <w:t>Consulta real PI.</w:t>
+        <w:t xml:space="preserve">La agenda del día con sus </w:t>
+      </w:r>
+      <w:r>
+        <w:rPr>
+          <w:rFonts w:ascii="Calibri" w:hAnsi="Calibri" w:eastAsia="Calibri"/>
+          <w:b/>
+          <w:color w:val="2B2B2B"/>
+          <w:sz w:val="22"/>
+        </w:rPr>
+        <w:t>4 antipatrones</w:t>
+      </w:r>
+      <w:r>
+        <w:rPr>
+          <w:rFonts w:ascii="Calibri" w:hAnsi="Calibri" w:eastAsia="Calibri"/>
+          <w:b w:val="0"/>
+          <w:color w:val="2B2B2B"/>
+          <w:sz w:val="22"/>
+        </w:rPr>
+        <w:t xml:space="preserve"> corregidos: proyección, «JOIN … ON», predicado de rango sargable y comparación directa del estado.</w:t>
       </w:r>
     </w:p>
     <w:p>
@@ -328,7 +1339,25 @@
           <w:color w:val="2B2B2B"/>
           <w:sz w:val="22"/>
         </w:rPr>
-        <w:t>Version después.</w:t>
+        <w:t xml:space="preserve">Las dos versiones devuelven las mismas </w:t>
+      </w:r>
+      <w:r>
+        <w:rPr>
+          <w:rFonts w:ascii="Calibri" w:hAnsi="Calibri" w:eastAsia="Calibri"/>
+          <w:b/>
+          <w:color w:val="2B2B2B"/>
+          <w:sz w:val="22"/>
+        </w:rPr>
+        <w:t>91 filas</w:t>
+      </w:r>
+      <w:r>
+        <w:rPr>
+          <w:rFonts w:ascii="Calibri" w:hAnsi="Calibri" w:eastAsia="Calibri"/>
+          <w:b w:val="0"/>
+          <w:color w:val="2B2B2B"/>
+          <w:sz w:val="22"/>
+        </w:rPr>
+        <w:t>, probado con «COUNT(*)» de cada una en la misma corrida.</w:t>
       </w:r>
     </w:p>
     <w:p>
@@ -343,7 +1372,25 @@
           <w:color w:val="2B2B2B"/>
           <w:sz w:val="22"/>
         </w:rPr>
-        <w:t>3 cambios.</w:t>
+        <w:t xml:space="preserve">Tres planes leídos: «EXPLAIN (ANALYZE, BUFFERS)» del antes y del después, y «EXPLAIN ANALYZE» del después con «LIMIT 50». Las </w:t>
+      </w:r>
+      <w:r>
+        <w:rPr>
+          <w:rFonts w:ascii="Calibri" w:hAnsi="Calibri" w:eastAsia="Calibri"/>
+          <w:b/>
+          <w:color w:val="2B2B2B"/>
+          <w:sz w:val="22"/>
+        </w:rPr>
+        <w:t>tres</w:t>
+      </w:r>
+      <w:r>
+        <w:rPr>
+          <w:rFonts w:ascii="Calibri" w:hAnsi="Calibri" w:eastAsia="Calibri"/>
+          <w:b w:val="0"/>
+          <w:color w:val="2B2B2B"/>
+          <w:sz w:val="22"/>
+        </w:rPr>
+        <w:t xml:space="preserve"> versiones van en la mini tabla de comentarios: nodo más costoso, filas estimadas vs reales, tiempo.</w:t>
       </w:r>
     </w:p>
     <w:p>
@@ -358,21 +1405,43 @@
           <w:color w:val="2B2B2B"/>
           <w:sz w:val="22"/>
         </w:rPr>
-        <w:t>Archivos SQL.</w:t>
+        <w:t xml:space="preserve">La subconsulta correlacionada convertida en </w:t>
       </w:r>
-    </w:p>
-    <w:p>
-      <w:pPr>
-        <w:spacing w:after="120"/>
-      </w:pPr>
       <w:r>
         <w:rPr>
           <w:rFonts w:ascii="Calibri" w:hAnsi="Calibri" w:eastAsia="Calibri"/>
           <w:b/>
-          <w:color w:val="095292"/>
-          <w:sz w:val="24"/>
+          <w:color w:val="2B2B2B"/>
+          <w:sz w:val="22"/>
         </w:rPr>
-        <w:t>7. Pistas (checklist vacio — sin solucion)</w:t>
+        <w:t>una sola pasada</w:t>
+      </w:r>
+      <w:r>
+        <w:rPr>
+          <w:rFonts w:ascii="Calibri" w:hAnsi="Calibri" w:eastAsia="Calibri"/>
+          <w:b w:val="0"/>
+          <w:color w:val="2B2B2B"/>
+          <w:sz w:val="22"/>
+        </w:rPr>
+        <w:t xml:space="preserve">: «LEFT JOIN» + «GROUP BY» + </w:t>
+      </w:r>
+      <w:r>
+        <w:rPr>
+          <w:rFonts w:ascii="Calibri" w:hAnsi="Calibri" w:eastAsia="Calibri"/>
+          <w:b/>
+          <w:color w:val="2B2B2B"/>
+          <w:sz w:val="22"/>
+        </w:rPr>
+        <w:t>«COUNT(c.id_cita)»</w:t>
+      </w:r>
+      <w:r>
+        <w:rPr>
+          <w:rFonts w:ascii="Calibri" w:hAnsi="Calibri" w:eastAsia="Calibri"/>
+          <w:b w:val="0"/>
+          <w:color w:val="2B2B2B"/>
+          <w:sz w:val="22"/>
+        </w:rPr>
+        <w:t>, con los duenos sin citas todavía en 0.</w:t>
       </w:r>
     </w:p>
     <w:p>
@@ -387,7 +1456,25 @@
           <w:color w:val="2B2B2B"/>
           <w:sz w:val="22"/>
         </w:rPr>
-        <w:t>□ Sin SELECT *?</w:t>
+        <w:t xml:space="preserve">La equivalencia del ranking probada con «EXCEPT» en los </w:t>
+      </w:r>
+      <w:r>
+        <w:rPr>
+          <w:rFonts w:ascii="Calibri" w:hAnsi="Calibri" w:eastAsia="Calibri"/>
+          <w:b/>
+          <w:color w:val="2B2B2B"/>
+          <w:sz w:val="22"/>
+        </w:rPr>
+        <w:t>dos sentidos</w:t>
+      </w:r>
+      <w:r>
+        <w:rPr>
+          <w:rFonts w:ascii="Calibri" w:hAnsi="Calibri" w:eastAsia="Calibri"/>
+          <w:b w:val="0"/>
+          <w:color w:val="2B2B2B"/>
+          <w:sz w:val="22"/>
+        </w:rPr>
+        <w:t>: cero filas.</w:t>
       </w:r>
     </w:p>
     <w:p>
@@ -402,7 +1489,7 @@
           <w:color w:val="2B2B2B"/>
           <w:sz w:val="22"/>
         </w:rPr>
-        <w:t>□ Filtro temprano?</w:t>
+        <w:t>La justificación de media página con sus 5 secciones, y «06_opt_antes.sql» / «06_opt_despues.sql» en la carpeta del PI.</w:t>
       </w:r>
     </w:p>
     <w:p>
@@ -417,7 +1504,7 @@
           <w:color w:val="2B2B2B"/>
           <w:sz w:val="22"/>
         </w:rPr>
-        <w:t>□ Cuello de botella nombrado?</w:t>
+        <w:t>Entrega domingo 23:59.</w:t>
       </w:r>
     </w:p>
     <w:p>
@@ -431,7 +1518,372 @@
           <w:color w:val="095292"/>
           <w:sz w:val="24"/>
         </w:rPr>
-        <w:t>8. Entrega</w:t>
+        <w:t>8. Pistas (checklist vacio — sin solucion)</w:t>
+      </w:r>
+    </w:p>
+    <w:p>
+      <w:pPr>
+        <w:pStyle w:val="ListBullet"/>
+        <w:spacing w:after="40"/>
+      </w:pPr>
+      <w:r>
+        <w:rPr>
+          <w:rFonts w:ascii="Calibri" w:hAnsi="Calibri" w:eastAsia="Calibri"/>
+          <w:b w:val="0"/>
+          <w:color w:val="2B2B2B"/>
+          <w:sz w:val="22"/>
+        </w:rPr>
+        <w:t xml:space="preserve">□ ¿Quedó algún «SELECT *», o proyectaste las </w:t>
+      </w:r>
+      <w:r>
+        <w:rPr>
+          <w:rFonts w:ascii="Calibri" w:hAnsi="Calibri" w:eastAsia="Calibri"/>
+          <w:b/>
+          <w:color w:val="2B2B2B"/>
+          <w:sz w:val="22"/>
+        </w:rPr>
+        <w:t>6</w:t>
+      </w:r>
+      <w:r>
+        <w:rPr>
+          <w:rFonts w:ascii="Calibri" w:hAnsi="Calibri" w:eastAsia="Calibri"/>
+          <w:b w:val="0"/>
+          <w:color w:val="2B2B2B"/>
+          <w:sz w:val="22"/>
+        </w:rPr>
+        <w:t xml:space="preserve"> columnas que pide el enunciado?</w:t>
+      </w:r>
+    </w:p>
+    <w:p>
+      <w:pPr>
+        <w:pStyle w:val="ListBullet"/>
+        <w:spacing w:after="40"/>
+      </w:pPr>
+      <w:r>
+        <w:rPr>
+          <w:rFonts w:ascii="Calibri" w:hAnsi="Calibri" w:eastAsia="Calibri"/>
+          <w:b w:val="0"/>
+          <w:color w:val="2B2B2B"/>
+          <w:sz w:val="22"/>
+        </w:rPr>
+        <w:t xml:space="preserve">□ ¿La fecha se filtra con un </w:t>
+      </w:r>
+      <w:r>
+        <w:rPr>
+          <w:rFonts w:ascii="Calibri" w:hAnsi="Calibri" w:eastAsia="Calibri"/>
+          <w:b/>
+          <w:color w:val="2B2B2B"/>
+          <w:sz w:val="22"/>
+        </w:rPr>
+        <w:t>rango</w:t>
+      </w:r>
+      <w:r>
+        <w:rPr>
+          <w:rFonts w:ascii="Calibri" w:hAnsi="Calibri" w:eastAsia="Calibri"/>
+          <w:b w:val="0"/>
+          <w:color w:val="2B2B2B"/>
+          <w:sz w:val="22"/>
+        </w:rPr>
+        <w:t xml:space="preserve"> sobre la columna, sin «to_char» ni «EXTRACT» encima de ella?</w:t>
+      </w:r>
+    </w:p>
+    <w:p>
+      <w:pPr>
+        <w:pStyle w:val="ListBullet"/>
+        <w:spacing w:after="40"/>
+      </w:pPr>
+      <w:r>
+        <w:rPr>
+          <w:rFonts w:ascii="Calibri" w:hAnsi="Calibri" w:eastAsia="Calibri"/>
+          <w:b w:val="0"/>
+          <w:color w:val="2B2B2B"/>
+          <w:sz w:val="22"/>
+        </w:rPr>
+        <w:t xml:space="preserve">□ ¿Los dos «COUNT(*)» de la pregunta 1 dan el </w:t>
+      </w:r>
+      <w:r>
+        <w:rPr>
+          <w:rFonts w:ascii="Calibri" w:hAnsi="Calibri" w:eastAsia="Calibri"/>
+          <w:b/>
+          <w:color w:val="2B2B2B"/>
+          <w:sz w:val="22"/>
+        </w:rPr>
+        <w:t>mismo</w:t>
+      </w:r>
+      <w:r>
+        <w:rPr>
+          <w:rFonts w:ascii="Calibri" w:hAnsi="Calibri" w:eastAsia="Calibri"/>
+          <w:b w:val="0"/>
+          <w:color w:val="2B2B2B"/>
+          <w:sz w:val="22"/>
+        </w:rPr>
+        <w:t xml:space="preserve"> número?</w:t>
+      </w:r>
+    </w:p>
+    <w:p>
+      <w:pPr>
+        <w:pStyle w:val="ListBullet"/>
+        <w:spacing w:after="40"/>
+      </w:pPr>
+      <w:r>
+        <w:rPr>
+          <w:rFonts w:ascii="Calibri" w:hAnsi="Calibri" w:eastAsia="Calibri"/>
+          <w:b w:val="0"/>
+          <w:color w:val="2B2B2B"/>
+          <w:sz w:val="22"/>
+        </w:rPr>
+        <w:t xml:space="preserve">□ ¿Están los </w:t>
+      </w:r>
+      <w:r>
+        <w:rPr>
+          <w:rFonts w:ascii="Calibri" w:hAnsi="Calibri" w:eastAsia="Calibri"/>
+          <w:b/>
+          <w:color w:val="2B2B2B"/>
+          <w:sz w:val="22"/>
+        </w:rPr>
+        <w:t>tres</w:t>
+      </w:r>
+      <w:r>
+        <w:rPr>
+          <w:rFonts w:ascii="Calibri" w:hAnsi="Calibri" w:eastAsia="Calibri"/>
+          <w:b w:val="0"/>
+          <w:color w:val="2B2B2B"/>
+          <w:sz w:val="22"/>
+        </w:rPr>
+        <w:t xml:space="preserve"> «EXPLAIN», incluido el de «LIMIT 50», y la tabla de comentarios con sus </w:t>
+      </w:r>
+      <w:r>
+        <w:rPr>
+          <w:rFonts w:ascii="Calibri" w:hAnsi="Calibri" w:eastAsia="Calibri"/>
+          <w:b/>
+          <w:color w:val="2B2B2B"/>
+          <w:sz w:val="22"/>
+        </w:rPr>
+        <w:t>tres filas</w:t>
+      </w:r>
+      <w:r>
+        <w:rPr>
+          <w:rFonts w:ascii="Calibri" w:hAnsi="Calibri" w:eastAsia="Calibri"/>
+          <w:b w:val="0"/>
+          <w:color w:val="2B2B2B"/>
+          <w:sz w:val="22"/>
+        </w:rPr>
+        <w:t xml:space="preserve"> (ANTES, DESPUES, DESPUES+LIM50) y sus tres columnas?</w:t>
+      </w:r>
+    </w:p>
+    <w:p>
+      <w:pPr>
+        <w:pStyle w:val="ListBullet"/>
+        <w:spacing w:after="40"/>
+      </w:pPr>
+      <w:r>
+        <w:rPr>
+          <w:rFonts w:ascii="Calibri" w:hAnsi="Calibri" w:eastAsia="Calibri"/>
+          <w:b w:val="0"/>
+          <w:color w:val="2B2B2B"/>
+          <w:sz w:val="22"/>
+        </w:rPr>
+        <w:t xml:space="preserve">□ ¿Los números de la tabla los </w:t>
+      </w:r>
+      <w:r>
+        <w:rPr>
+          <w:rFonts w:ascii="Calibri" w:hAnsi="Calibri" w:eastAsia="Calibri"/>
+          <w:b/>
+          <w:color w:val="2B2B2B"/>
+          <w:sz w:val="22"/>
+        </w:rPr>
+        <w:t>leíste del plan</w:t>
+      </w:r>
+      <w:r>
+        <w:rPr>
+          <w:rFonts w:ascii="Calibri" w:hAnsi="Calibri" w:eastAsia="Calibri"/>
+          <w:b w:val="0"/>
+          <w:color w:val="2B2B2B"/>
+          <w:sz w:val="22"/>
+        </w:rPr>
+        <w:t>, o los estimaste? Se compara con «rows=» frente a «actual rows=».</w:t>
+      </w:r>
+    </w:p>
+    <w:p>
+      <w:pPr>
+        <w:pStyle w:val="ListBullet"/>
+        <w:spacing w:after="40"/>
+      </w:pPr>
+      <w:r>
+        <w:rPr>
+          <w:rFonts w:ascii="Calibri" w:hAnsi="Calibri" w:eastAsia="Calibri"/>
+          <w:b w:val="0"/>
+          <w:color w:val="2B2B2B"/>
+          <w:sz w:val="22"/>
+        </w:rPr>
+        <w:t xml:space="preserve">□ ¿Contaste «COUNT(c.id_cita)» y no «COUNT(*)»? Mira los duenos </w:t>
+      </w:r>
+      <w:r>
+        <w:rPr>
+          <w:rFonts w:ascii="Calibri" w:hAnsi="Calibri" w:eastAsia="Calibri"/>
+          <w:b/>
+          <w:color w:val="2B2B2B"/>
+          <w:sz w:val="22"/>
+        </w:rPr>
+        <w:t>2001 a 2006</w:t>
+      </w:r>
+      <w:r>
+        <w:rPr>
+          <w:rFonts w:ascii="Calibri" w:hAnsi="Calibri" w:eastAsia="Calibri"/>
+          <w:b w:val="0"/>
+          <w:color w:val="2B2B2B"/>
+          <w:sz w:val="22"/>
+        </w:rPr>
+        <w:t xml:space="preserve">: tienen que decir </w:t>
+      </w:r>
+      <w:r>
+        <w:rPr>
+          <w:rFonts w:ascii="Calibri" w:hAnsi="Calibri" w:eastAsia="Calibri"/>
+          <w:b/>
+          <w:color w:val="2B2B2B"/>
+          <w:sz w:val="22"/>
+        </w:rPr>
+        <w:t>0</w:t>
+      </w:r>
+      <w:r>
+        <w:rPr>
+          <w:rFonts w:ascii="Calibri" w:hAnsi="Calibri" w:eastAsia="Calibri"/>
+          <w:b w:val="0"/>
+          <w:color w:val="2B2B2B"/>
+          <w:sz w:val="22"/>
+        </w:rPr>
+        <w:t>.</w:t>
+      </w:r>
+    </w:p>
+    <w:p>
+      <w:pPr>
+        <w:pStyle w:val="ListBullet"/>
+        <w:spacing w:after="40"/>
+      </w:pPr>
+      <w:r>
+        <w:rPr>
+          <w:rFonts w:ascii="Calibri" w:hAnsi="Calibri" w:eastAsia="Calibri"/>
+          <w:b w:val="0"/>
+          <w:color w:val="2B2B2B"/>
+          <w:sz w:val="22"/>
+        </w:rPr>
+        <w:t xml:space="preserve">□ ¿El «EXCEPT» va en los </w:t>
+      </w:r>
+      <w:r>
+        <w:rPr>
+          <w:rFonts w:ascii="Calibri" w:hAnsi="Calibri" w:eastAsia="Calibri"/>
+          <w:b/>
+          <w:color w:val="2B2B2B"/>
+          <w:sz w:val="22"/>
+        </w:rPr>
+        <w:t>dos</w:t>
+      </w:r>
+      <w:r>
+        <w:rPr>
+          <w:rFonts w:ascii="Calibri" w:hAnsi="Calibri" w:eastAsia="Calibri"/>
+          <w:b w:val="0"/>
+          <w:color w:val="2B2B2B"/>
+          <w:sz w:val="22"/>
+        </w:rPr>
+        <w:t xml:space="preserve"> sentidos y </w:t>
+      </w:r>
+      <w:r>
+        <w:rPr>
+          <w:rFonts w:ascii="Calibri" w:hAnsi="Calibri" w:eastAsia="Calibri"/>
+          <w:b/>
+          <w:color w:val="2B2B2B"/>
+          <w:sz w:val="22"/>
+        </w:rPr>
+        <w:t>sin</w:t>
+      </w:r>
+      <w:r>
+        <w:rPr>
+          <w:rFonts w:ascii="Calibri" w:hAnsi="Calibri" w:eastAsia="Calibri"/>
+          <w:b w:val="0"/>
+          <w:color w:val="2B2B2B"/>
+          <w:sz w:val="22"/>
+        </w:rPr>
+        <w:t xml:space="preserve"> «LIMIT»?</w:t>
+      </w:r>
+    </w:p>
+    <w:p>
+      <w:pPr>
+        <w:pStyle w:val="ListBullet"/>
+        <w:spacing w:after="40"/>
+      </w:pPr>
+      <w:r>
+        <w:rPr>
+          <w:rFonts w:ascii="Calibri" w:hAnsi="Calibri" w:eastAsia="Calibri"/>
+          <w:b w:val="0"/>
+          <w:color w:val="2B2B2B"/>
+          <w:sz w:val="22"/>
+        </w:rPr>
+        <w:t xml:space="preserve">□ ¿En la de selección múltiple revisaste </w:t>
+      </w:r>
+      <w:r>
+        <w:rPr>
+          <w:rFonts w:ascii="Calibri" w:hAnsi="Calibri" w:eastAsia="Calibri"/>
+          <w:b/>
+          <w:color w:val="2B2B2B"/>
+          <w:sz w:val="22"/>
+        </w:rPr>
+        <w:t>las seis</w:t>
+      </w:r>
+      <w:r>
+        <w:rPr>
+          <w:rFonts w:ascii="Calibri" w:hAnsi="Calibri" w:eastAsia="Calibri"/>
+          <w:b w:val="0"/>
+          <w:color w:val="2B2B2B"/>
+          <w:sz w:val="22"/>
+        </w:rPr>
+        <w:t xml:space="preserve"> afirmaciones, incluida la que dice que optimizar puede cambiar el número de filas?</w:t>
+      </w:r>
+    </w:p>
+    <w:p>
+      <w:pPr>
+        <w:pStyle w:val="ListBullet"/>
+        <w:spacing w:after="40"/>
+      </w:pPr>
+      <w:r>
+        <w:rPr>
+          <w:rFonts w:ascii="Calibri" w:hAnsi="Calibri" w:eastAsia="Calibri"/>
+          <w:b w:val="0"/>
+          <w:color w:val="2B2B2B"/>
+          <w:sz w:val="22"/>
+        </w:rPr>
+        <w:t xml:space="preserve">□ ¿La justificación tiene las </w:t>
+      </w:r>
+      <w:r>
+        <w:rPr>
+          <w:rFonts w:ascii="Calibri" w:hAnsi="Calibri" w:eastAsia="Calibri"/>
+          <w:b/>
+          <w:color w:val="2B2B2B"/>
+          <w:sz w:val="22"/>
+        </w:rPr>
+        <w:t>5</w:t>
+      </w:r>
+      <w:r>
+        <w:rPr>
+          <w:rFonts w:ascii="Calibri" w:hAnsi="Calibri" w:eastAsia="Calibri"/>
+          <w:b w:val="0"/>
+          <w:color w:val="2B2B2B"/>
+          <w:sz w:val="22"/>
+        </w:rPr>
+        <w:t xml:space="preserve"> secciones, y cada cambio se ancla a una evidencia concreta del plan?</w:t>
+      </w:r>
+    </w:p>
+    <w:p>
+      <w:pPr>
+        <w:spacing w:after="120"/>
+      </w:pPr>
+      <w:r>
+        <w:rPr>
+          <w:rFonts w:ascii="Calibri" w:hAnsi="Calibri" w:eastAsia="Calibri"/>
+          <w:b/>
+          <w:color w:val="095292"/>
+          <w:sz w:val="24"/>
+        </w:rPr>
+        <w:t>9. Entrega</w:t>
       </w:r>
     </w:p>
     <w:p>
@@ -468,7 +1920,7 @@
           <w:color w:val="095292"/>
           <w:sz w:val="24"/>
         </w:rPr>
-        <w:t>9. Que vas a resolver en ExamLab</w:t>
+        <w:t>10. Que vas a resolver en ExamLab</w:t>
       </w:r>
     </w:p>
     <w:p>
